--- a/assets/resumes/zh/projects/杨天乐（Yo_Tenra）_简历.docx
+++ b/assets/resumes/zh/projects/杨天乐（Yo_Tenra）_简历.docx
@@ -379,7 +379,7 @@
     <w:p>
       <w:r>
         <w:rPr/>
-        <w:t>有使用 Python、SQL、Git 的 AI 辅助开发经验，能理解部分代码并作局部修改。优先2027年10月入职，也接受2028年4月。</w:t>
+        <w:t>有使用 Python、SQL、Git 的 AI 辅助开发经验，能理解部分代码并作局部修改。</w:t>
       </w:r>
     </w:p>
     <w:p>

--- a/assets/resumes/zh/projects/杨天乐（Yo_Tenra）_简历.docx
+++ b/assets/resumes/zh/projects/杨天乐（Yo_Tenra）_简历.docx
@@ -17,7 +17,7 @@
       </w:pPr>
       <w:r>
         <w:rPr/>
-        <w:t>关西大学硕士在读　AI 辅助开发与产品实践</w:t>
+        <w:t>关西大学硕士在读｜AI 辅助工具开发与产品设计实践</w:t>
       </w:r>
     </w:p>
     <w:p>
@@ -52,19 +52,19 @@
       </w:pPr>
       <w:r>
         <w:rPr/>
-        <w:t>我想把反复遇到的问题做成工具</w:t>
+        <w:t>把反复要做的事，做成下次用得上的工具</w:t>
       </w:r>
     </w:p>
     <w:p>
       <w:r>
         <w:rPr/>
-        <w:t>我喜欢先把事情记录清楚，再把反复要做的步骤整理成可以持续使用的工具。研究中的新闻数据、自己的衣橱和饮食记录，都是这样的起点。我希望更多参与发现需求、设计产品、做出原型并根据使用反馈继续改进的工作。</w:t>
+        <w:t>整理研究所需的新闻数据、搭配衣橱里的衣服、记录每天的饮食，都是我开发工具的起点。我习惯先记清楚问题和处理步骤，再考虑哪些部分可以做成工具，让下次使用更方便。我希望继续参与发现需求、设计产品和制作原型的工作，并根据实际使用反馈改进。</w:t>
       </w:r>
     </w:p>
     <w:p>
       <w:r>
         <w:rPr/>
-        <w:t>我的经历也包括业务系统需求、游戏交易与咨询业务运营，以及企业数据质量改善。开发时大量使用 AI；我重点负责明确问题、追问方案是否合理、安排验证和推动修改。</w:t>
+        <w:t>我的工作经历包括旅行公司的业务需求分析与研发协调、游戏相关服务的创办与运营，以及目前在 Baseconnect 的企业数据质量改善。开发中，我把大量调查和实现交给 AI，自己负责把问题说明白，判断方案是否适合业务、风险是否可控，再安排验证和修改。</w:t>
       </w:r>
     </w:p>
     <w:p>
@@ -100,14 +100,14 @@
             <w:color w:val="0563C1"/>
             <w:u w:val="single"/>
           </w:rPr>
-          <w:t>源码</w:t>
+          <w:t>项目源码</w:t>
         </w:r>
       </w:hyperlink>
     </w:p>
     <w:p>
       <w:r>
         <w:rPr/>
-        <w:t>新闻里有企业合作线索，网络分析却需要整理好的关系数据。我把重复的数据准备做成网页流程：上传新闻文件、设置参数，再下载关系数据与矩阵。已处理过的名称通过本地匹配和缓存复用，只把未解决的部分交给模型。这是我从需求到部署完整推进的第一个开发项目：向Gemini、ChatGPT咨询代码方案，再自行整合与部署。</w:t>
+        <w:t>研究需要把新闻中的企业名称和合作线索，整理成网络分析可用的关系数据与矩阵。我将这些反复进行的数据准备步骤做成网页工具，把上传文件、设置参数、处理和下载整合在同一流程中。已有名称和匹配结果先通过本地字典与缓存复用，剩余部分再交给模型。这是我首次从需求整理一路做到部署的开发项目：借助 Gemini 和 ChatGPT 的设计与代码建议，由自己整合代码并部署。</w:t>
       </w:r>
     </w:p>
     <w:p>
@@ -122,7 +122,7 @@
     <w:p>
       <w:r>
         <w:rPr/>
-        <w:t xml:space="preserve">当前硕士研究　</w:t>
+        <w:t xml:space="preserve">当前研究　</w:t>
       </w:r>
       <w:hyperlink r:id="rId12">
         <w:r>
@@ -138,7 +138,7 @@
     <w:p>
       <w:r>
         <w:rPr/>
-        <w:t>把依赖列表变成可以切换指标的网络图，让排名、节点和解释相互对应。演示包括 PyPI 709 个、Go 591 个样本节点，比较哪些包被直接依赖、哪些包连接网络不同部分。</w:t>
+        <w:t>我将开源软件的依赖关系展示为网络图，让读者切换指标查看结构，并联动显示节点、排名和解释。这样既能比较哪些包被更多软件包直接依赖，也能观察哪些包连接着网络的不同部分。公开演示使用 PyPI 709个节点和 Go 591个节点的样本。</w:t>
       </w:r>
     </w:p>
     <w:p>
@@ -147,13 +147,49 @@
       </w:pPr>
       <w:r>
         <w:rPr/>
-        <w:t>日常使用也是做产品的起点</w:t>
+        <w:t>日常在用的三个应用</w:t>
+      </w:r>
+    </w:p>
+    <w:p>
+      <w:r>
+        <w:rPr>
+          <w:b/>
+        </w:rPr>
+        <w:t>AWS Pass It</w:t>
+      </w:r>
+      <w:r>
+        <w:rPr/>
+        <w:t>：面向多种 AWS 认证考试的学习应用，题库涵盖中文、日文和英文，各考试提供的语言版本不同；界面支持三语。支持模拟考分数预测、错题复习、术语解释，以及复制题目向 AI 提问。</w:t>
+      </w:r>
+    </w:p>
+    <w:p>
+      <w:r>
+        <w:rPr>
+          <w:b/>
+        </w:rPr>
+        <w:t>CalTracker</w:t>
+      </w:r>
+      <w:r>
+        <w:rPr/>
+        <w:t>：记录饮食、体重和身体尺寸。根据近期摄入量与体重变化估算消耗，再结合减重目标计算每日摄入目标。</w:t>
+      </w:r>
+    </w:p>
+    <w:p>
+      <w:r>
+        <w:rPr>
+          <w:b/>
+        </w:rPr>
+        <w:t>OOTD</w:t>
+      </w:r>
+      <w:r>
+        <w:rPr/>
+        <w:t>：把衣物、收纳格位、穿着记录与搭配放在一起管理，可查看单件衣物每次穿着的成本，以及尚未穿过的单品。</w:t>
       </w:r>
     </w:p>
     <w:p>
       <w:r>
         <w:rPr/>
-        <w:t>AWS Pass It支持7种AWS认证、按考试提供中日英题库、三语界面、模拟考分数预测、错题复习、术语解释与复制题目给AI；CalTracker用近期摄入和体重变化反推消耗，按减重目标计算每日摄入量，并记录身体尺寸；OOTD连接衣物、收纳格位、穿着记录与搭配，可查看每次穿着成本和未穿单品。三个Web应用均从本人日常需求出发，通过AI辅助实现并持续使用、改进。</w:t>
+        <w:t>这三个 Web 应用都来自我自己的日常需求。我先整理需要的功能，再借助 AI 实现，并在持续使用中改进。</w:t>
       </w:r>
     </w:p>
     <w:p>
@@ -172,7 +208,7 @@
       </w:pPr>
       <w:r>
         <w:rPr/>
-        <w:t>Baseconnect　AI 工程实习</w:t>
+        <w:t>Baseconnect｜AI 工程实习（兼职）</w:t>
       </w:r>
     </w:p>
     <w:p>
@@ -187,7 +223,7 @@
       </w:pPr>
       <w:r>
         <w:rPr/>
-        <w:t>参与企业信息抽取与质量改善，直接处理S3中供客户使用的生产数据并修改数据生产pipeline；三个月约320工时，提出并合并190个PR。</w:t>
+        <w:t>参与企业信息抽取与质量改善，直接处理 S3 中供客户使用的生产数据，并修改数据生成流程。在3个月、约320工时内提出190个 PR，均经同事审查后合并。</w:t>
       </w:r>
     </w:p>
     <w:p>
@@ -196,7 +232,7 @@
       </w:pPr>
       <w:r>
         <w:rPr/>
-        <w:t>将反复出现的修正写成可复用transform，并提交对应pipeline修正PR，减少同类问题复发。经dry-run、备份后本人执行生产修正并后检；其中后一个半月约180工时，解决38件任务。</w:t>
+        <w:t>将重复出现的数据修正整理成可复用的处理程序（transform），并向产生问题的生产流程提交修正 PR。同类问题再次出现时，判断已有程序能否直接使用、是否需要调整。先试运行（dry-run）核对改动并备份，再由本人执行生产修正、检查结果。这3个月中的后1.5个月，约180工时内完成38项修正任务。</w:t>
       </w:r>
     </w:p>
     <w:p>
@@ -205,7 +241,7 @@
       </w:pPr>
       <w:r>
         <w:rPr/>
-        <w:t>定义问题与目标，检查Claude调查与实现的业务合理性及风险；将验收标准、验证结果与作业记录留下，并建立自用数据库工作台供不同AI会话接续。</w:t>
+        <w:t>由 Claude 辅助调查和实现，本人负责定义问题与目标、核对业务要求、判断风险和组织验证。另在 AI 辅助下开发带数据库的个人工作台，保存验收标准、验证结果和作业记录，便于在不同 AI 会话中接续工作。</w:t>
       </w:r>
     </w:p>
     <w:p>
@@ -214,7 +250,7 @@
       </w:pPr>
       <w:r>
         <w:rPr/>
-        <w:t>参与改善后，某一数据项精度从40%多到85%，数据覆盖率从30%多到75%（本人工作记录，2026年10月）。</w:t>
+        <w:t>据2026年10月整理的工作记录，2026年6月上旬至9月上旬，在所负责的企业部门与组织信息中，一个特定数据项的抽取精度从40%多提高到85%，覆盖率从30%多提高到75%。精度按“正确抽取件数／抽取总件数”计算，覆盖率按“抽取总件数／标准答案数据件数”计算。</w:t>
       </w:r>
     </w:p>
     <w:p>
@@ -223,7 +259,7 @@
       </w:pPr>
       <w:r>
         <w:rPr/>
-        <w:t>关西大学　教学助理</w:t>
+        <w:t>关西大学｜教学助理（TA）</w:t>
       </w:r>
     </w:p>
     <w:p>
@@ -238,16 +274,17 @@
     <w:p>
       <w:r>
         <w:rPr/>
-        <w:t>支持软件开发、数学等实习课答疑；在学生服务站提供软硬件咨询，记录问题并跟进必要的转交。</w:t>
+        <w:t>在软件开发、数学等实习课中解答学生的问题，说明工具怎么用、作业如何推进。在学生服务站提供软硬件咨询时，先记录问题情况，再按需要转交技术人员处理。</w:t>
       </w:r>
     </w:p>
     <w:p>
       <w:pPr>
         <w:pStyle w:val="Heading2"/>
+        <w:pageBreakBefore/>
       </w:pPr>
       <w:r>
         <w:rPr/>
-        <w:t>Studio Keya_cc　创办与运营</w:t>
+        <w:t>Studio Keya_cc｜创办与运营</w:t>
       </w:r>
     </w:p>
     <w:p>
@@ -265,7 +302,7 @@
       </w:pPr>
       <w:r>
         <w:rPr/>
-        <w:t>面向中文韩服玩家，用数学期望与投入产出分析提出具体玩法和消费方案，参与攻略图、PDF、文字、视频及攻略网站制作，向订阅攻略信息的用户持续交付。</w:t>
+        <w:t>面向中文玩家创办并运营游戏相关服务，直接提供韩元支付与游戏内购买代付、游戏内物品和货币交易担保，以及新玩家付费咨询。交易担保按手续费收费，咨询按分钟计费，同时参与短视频和攻略内容制作。</w:t>
       </w:r>
     </w:p>
     <w:p>
@@ -274,7 +311,7 @@
       </w:pPr>
       <w:r>
         <w:rPr/>
-        <w:t>经营交易、支付协助与咨询服务，累计服务2,000+去重客户，内容累计播放约50万；高峰期聘用约3名实习生并组织客服分工。</w:t>
+        <w:t>整个经营期间累计服务2,000名以上客户，已按服务整体去重；视频累计播放约50万次。</w:t>
       </w:r>
     </w:p>
     <w:p>
@@ -283,7 +320,22 @@
       </w:pPr>
       <w:r>
         <w:rPr/>
-        <w:t>累计客户收款约人民币1,500万元，包含用于执行代付的款项；累计毛利超过300万元，已扣礼品卡／充值执行成本，未扣人员和其他经营开支；累计净利润约250万元（估算）。</w:t>
+        <w:t>高峰期聘用约3名实习生，安排客服分工，共同完成服务工作。</w:t>
+      </w:r>
+    </w:p>
+    <w:p>
+      <w:pPr>
+        <w:pStyle w:val="ListBullet"/>
+      </w:pPr>
+      <w:r>
+        <w:rPr/>
+        <w:t>为看不懂韩语的中文韩服玩家整理活动规则、物品获取的数学期望和所需费用，分析投入产出，提出能以较低支出获得相同游戏内效果的玩法与购买方案。参与攻略图片、PDF、文字、视频和攻略网站制作，持续向订阅攻略信息的用户提供内容。</w:t>
+      </w:r>
+    </w:p>
+    <w:p>
+      <w:r>
+        <w:rPr/>
+        <w:t>累计客户收款约人民币1,500万元，包含代付本金。累计毛利超过人民币300万元，已扣除礼品卡购买费与充值执行成本，尚未扣除工资和其他经营开支。累计净利润估算约人民币250万元。</w:t>
       </w:r>
     </w:p>
     <w:p>
@@ -292,7 +344,7 @@
       </w:pPr>
       <w:r>
         <w:rPr/>
-        <w:t>Holly Travel Int. Travel Agency　总经理助理（CEO直属，业务需求与研发协调）</w:t>
+        <w:t>Holly Travel Int. Travel Agency｜总经理助理（CEO直属，业务需求与研发协调）</w:t>
       </w:r>
     </w:p>
     <w:p>
@@ -310,7 +362,7 @@
       </w:pPr>
       <w:r>
         <w:rPr/>
-        <w:t>观察一线调价操作，与业务和约5–10名研发成员沟通实现范围及难度，确定可用、可实现的UI方案，制作demo与需求文档。</w:t>
+        <w:t>作为 CEO 直属助理，负责整理业务需求并协调研发。观察酒店调价的一线操作，与业务人员及约5–10名协作的研发人员讨论实现范围和难度；共同确定界面方案，再制作演示原型和需求文档。</w:t>
       </w:r>
     </w:p>
     <w:p>
@@ -319,7 +371,7 @@
       </w:pPr>
       <w:r>
         <w:rPr/>
-        <w:t>用甘特图、任务依赖及工时成本跟进开发，比较满足同一业务目标的替代做法，跟进测试、修改和使用培训。</w:t>
+        <w:t>使用甘特图跟进开发进度，综合任务依赖、工时、成本及人员可投入时间安排工作。遇到问题时，比较能满足同一业务目标的替代方案，并与相关人员协调，跟进测试、修改和使用培训。</w:t>
       </w:r>
     </w:p>
     <w:p>
@@ -328,7 +380,7 @@
       </w:pPr>
       <w:r>
         <w:rPr/>
-        <w:t>参与酒店预订／分销、上下游接口及内部财务／绩效奖金计算系统的业务需求整理。</w:t>
+        <w:t>参与对接供应商和销售渠道的调价系统、酒店预订与旅行产品分销系统，以及内部财务和绩效奖金计算系统的需求分析。在酒店账单信息导入功能中，综合成本、工期和准确度，协调采用先初步匹配、再由财务人员确认并录入的方式，推动投入业务使用。技术实现由研发团队负责。</w:t>
       </w:r>
     </w:p>
     <w:p>
@@ -337,13 +389,13 @@
       </w:pPr>
       <w:r>
         <w:rPr/>
-        <w:t>教育与资格</w:t>
+        <w:t>教育、资格与工具使用</w:t>
       </w:r>
     </w:p>
     <w:p>
       <w:r>
         <w:rPr/>
-        <w:t>关西大学大学院社会情報学専攻，2025.04–预计2027.09修了。大阪情報ITクリエイター専門学校，2024.04–2025.03，中途退学。广东财经大学金融工程本科，2014.09–2018.07。</w:t>
+        <w:t>关西大学大学院総合情報学研究科社会情報学専攻硕士课程，2025.04–预计2027.09完成。大阪情報ITクリエイター専門学校，2024.04–2025.03，中途退学。广东财经大学金融工程本科，2014.09–2018.07。</w:t>
       </w:r>
     </w:p>
     <w:p>
@@ -373,13 +425,13 @@
       </w:r>
       <w:r>
         <w:rPr/>
-        <w:t>JLPT N1（2023.12）｜TOEIC L&amp;R 805（2022.08）｜BEC Higher C（2018.05）｜基本情報技術者（2024.05）。普通话、粤语为母语。</w:t>
+        <w:t>JLPT N1（2023.12）｜TOEIC L&amp;R 805（2022.08）｜BEC Higher C（2018.05）｜基本情報技術者試験合格（2024.05）。普通话、粤语为母语。</w:t>
       </w:r>
     </w:p>
     <w:p>
       <w:r>
         <w:rPr/>
-        <w:t>有使用 Python、SQL、Git 的 AI 辅助开发经验，能理解部分代码并作局部修改。</w:t>
+        <w:t>我在 AI 辅助开发中使用 Python、SQL 和 Git，能读懂部分代码、核对处理逻辑并作局部修改。调查和实现大量借助 Claude 等 AI 工具，我负责明确需求、比较方案、判断业务合理性与风险，并安排验收、验证和后续改进。</w:t>
       </w:r>
     </w:p>
     <w:p>
